--- a/user-manual.docx
+++ b/user-manual.docx
@@ -23,7 +23,7 @@
         <w:pStyle w:val="Date"/>
       </w:pPr>
       <w:r>
-        <w:t xml:space="preserve">2026-04-27</w:t>
+        <w:t xml:space="preserve">2026-04-29</w:t>
       </w:r>
     </w:p>
     <w:sdt>
@@ -116,7 +116,7 @@
         <w:t xml:space="preserve"> </w:t>
       </w:r>
       <w:r>
-        <w:t xml:space="preserve">integrates historical species occurrence records with time-matched environmental data to reconstruct the</w:t>
+        <w:t xml:space="preserve">integrates historical species occurrence records with historical environmental data to reconstruct the</w:t>
       </w:r>
       <w:r>
         <w:t xml:space="preserve"> </w:t>
@@ -132,7 +132,15 @@
         <w:t xml:space="preserve"> </w:t>
       </w:r>
       <w:r>
-        <w:t xml:space="preserve">of species’ responses to changing environmental conditions. By revealing</w:t>
+        <w:t xml:space="preserve">of species’ responses to changing environmental conditions</w:t>
+      </w:r>
+    </w:p>
+    <w:p>
+      <w:pPr>
+        <w:pStyle w:val="BodyText"/>
+      </w:pPr>
+      <w:r>
+        <w:t xml:space="preserve">By revealing</w:t>
       </w:r>
       <w:r>
         <w:t xml:space="preserve"> </w:t>
@@ -177,12 +185,72 @@
         <w:t xml:space="preserve"> </w:t>
       </w:r>
       <w:r>
-        <w:t xml:space="preserve">of species.</w:t>
-      </w:r>
-    </w:p>
-    <w:p>
-      <w:pPr>
-        <w:pStyle w:val="BodyText"/>
+        <w:t xml:space="preserve">of species. Rather than treating ecological niche models as static representations, the rENM framework uses time-structured modeling to reveal:</w:t>
+      </w:r>
+    </w:p>
+    <w:p>
+      <w:pPr>
+        <w:pStyle w:val="Compact"/>
+        <w:numPr>
+          <w:ilvl w:val="0"/>
+          <w:numId w:val="1001"/>
+        </w:numPr>
+      </w:pPr>
+      <w:r>
+        <w:t xml:space="preserve">Long-term trends in climatic suitability for a species</w:t>
+      </w:r>
+    </w:p>
+    <w:p>
+      <w:pPr>
+        <w:pStyle w:val="Compact"/>
+        <w:numPr>
+          <w:ilvl w:val="0"/>
+          <w:numId w:val="1001"/>
+        </w:numPr>
+      </w:pPr>
+      <w:r>
+        <w:t xml:space="preserve">Acceleration and deceleration in these long-term trends</w:t>
+      </w:r>
+    </w:p>
+    <w:p>
+      <w:pPr>
+        <w:pStyle w:val="Compact"/>
+        <w:numPr>
+          <w:ilvl w:val="0"/>
+          <w:numId w:val="1001"/>
+        </w:numPr>
+      </w:pPr>
+      <w:r>
+        <w:t xml:space="preserve">Changes in environmental structure across decades</w:t>
+      </w:r>
+    </w:p>
+    <w:p>
+      <w:pPr>
+        <w:pStyle w:val="Compact"/>
+        <w:numPr>
+          <w:ilvl w:val="0"/>
+          <w:numId w:val="1001"/>
+        </w:numPr>
+      </w:pPr>
+      <w:r>
+        <w:t xml:space="preserve">Bioclimatic velocity and directional change in suitabiliy</w:t>
+      </w:r>
+    </w:p>
+    <w:p>
+      <w:pPr>
+        <w:pStyle w:val="Compact"/>
+        <w:numPr>
+          <w:ilvl w:val="0"/>
+          <w:numId w:val="1001"/>
+        </w:numPr>
+      </w:pPr>
+      <w:r>
+        <w:t xml:space="preserve">Hot spots of potential climate change vulnerability</w:t>
+      </w:r>
+    </w:p>
+    <w:p>
+      <w:pPr>
+        <w:pStyle w:val="FirstParagraph"/>
       </w:pPr>
       <w:r>
         <w:t xml:space="preserve">Although this analytical approach is broadly applicable across taxa, the current implementation of the</w:t>
@@ -292,12 +360,155 @@
         <w:pStyle w:val="BodyText"/>
       </w:pPr>
       <w:r>
+        <w:t xml:space="preserve">Schnase, J. L., M. L. Carroll, P. M. Montesano, and V. A. Seamster. (in preparation). The rENM Framework: Toward a modular system for reconstructing and analyzing long-term ecological niche dynamics.</w:t>
+      </w:r>
+    </w:p>
+    <w:p>
+      <w:pPr>
+        <w:pStyle w:val="BodyText"/>
+      </w:pPr>
+      <w:r>
+        <w:t xml:space="preserve">Schnase, J. L., M. L. Carroll, P. M. Montesano, and V. A. Seamster. 2026. Shifts in seasonal climatic suitability for Cassin’s Sparrow (</w:t>
+      </w:r>
+      <w:r>
+        <w:rPr>
+          <w:i/>
+          <w:iCs/>
+        </w:rPr>
+        <w:t xml:space="preserve">Peucaea cassinii</w:t>
+      </w:r>
+      <w:r>
+        <w:t xml:space="preserve">) over four decades. The Southwestern Naturalist, 70(1):1-17. </w:t>
+      </w:r>
+      <w:hyperlink r:id="rId10">
+        <w:r>
+          <w:rPr>
+            <w:rStyle w:val="Hyperlink"/>
+          </w:rPr>
+          <w:t xml:space="preserve">https://doi.org/10.1894/0038-4909-70.1.7</w:t>
+        </w:r>
+      </w:hyperlink>
+    </w:p>
+    <w:p>
+      <w:pPr>
+        <w:pStyle w:val="BodyText"/>
+      </w:pPr>
+      <w:r>
+        <w:t xml:space="preserve">Schnase, J. L., M. L. Carroll, P. M. Montesano, and V. A. Seamster. 2025. Shifts in breeding phenology for Cassin’s Sparrow (</w:t>
+      </w:r>
+      <w:r>
+        <w:rPr>
+          <w:i/>
+          <w:iCs/>
+        </w:rPr>
+        <w:t xml:space="preserve">Peucaea cassinii</w:t>
+      </w:r>
+      <w:r>
+        <w:t xml:space="preserve">) over four decades. Journal of Field Ornithology 96(3):3.</w:t>
+      </w:r>
+      <w:r>
+        <w:t xml:space="preserve"> </w:t>
+      </w:r>
+      <w:hyperlink r:id="rId11">
+        <w:r>
+          <w:rPr>
+            <w:rStyle w:val="Hyperlink"/>
+          </w:rPr>
+          <w:t xml:space="preserve">https://doi.org/10.5751/JFO-00691-960303</w:t>
+        </w:r>
+      </w:hyperlink>
+    </w:p>
+    <w:p>
+      <w:pPr>
+        <w:pStyle w:val="BodyText"/>
+      </w:pPr>
+      <w:r>
+        <w:t xml:space="preserve">Schnase, J. L., M. L. Carroll, P. M. Montesano, and V. A. Seamster. 2024. Complex changes in climatic suitability for Cassin’s Sparrow (</w:t>
+      </w:r>
+      <w:r>
+        <w:rPr>
+          <w:i/>
+          <w:iCs/>
+        </w:rPr>
+        <w:t xml:space="preserve">Peucaea cassinii</w:t>
+      </w:r>
+      <w:r>
+        <w:t xml:space="preserve">) revealed by retrospective ecological niche modeling. Journal of Field Ornithology 95(1):9.</w:t>
+      </w:r>
+      <w:r>
+        <w:t xml:space="preserve"> </w:t>
+      </w:r>
+      <w:hyperlink r:id="rId12">
+        <w:r>
+          <w:rPr>
+            <w:rStyle w:val="Hyperlink"/>
+          </w:rPr>
+          <w:t xml:space="preserve">https://doi.org/10.5751/JFO-00432-950109</w:t>
+        </w:r>
+      </w:hyperlink>
+    </w:p>
+    <w:p>
+      <w:pPr>
+        <w:pStyle w:val="BodyText"/>
+      </w:pPr>
+      <w:r>
+        <w:t xml:space="preserve">Schnase, J.L., and M.L. Carroll. 2023. “The MMX Toolkit: High-Performance, Reanalysis-Based Climatic Suitability Modeling to Advance Avian Conservation.” In Proceedings of the 2023 Conference on Big Data from Space (BiDS’23): 6-9 November 2023, edited by P. Soille, S. Lumnitz, and S. Albani, 299–303. Austrian Center, Vienna: Publications Office of the European.</w:t>
+      </w:r>
+      <w:r>
+        <w:t xml:space="preserve"> </w:t>
+      </w:r>
+      <w:hyperlink r:id="rId13">
+        <w:r>
+          <w:rPr>
+            <w:rStyle w:val="Hyperlink"/>
+          </w:rPr>
+          <w:t xml:space="preserve">https://doi.org/10.2760/46796.</w:t>
+        </w:r>
+      </w:hyperlink>
+    </w:p>
+    <w:p>
+      <w:pPr>
+        <w:pStyle w:val="BodyText"/>
+      </w:pPr>
+      <w:r>
+        <w:t xml:space="preserve">Schnase, J.L. and Carroll, M.L. 2022. Automatic variable selection in ecological niche modeling: a case study using Cassin’s Sparrow (</w:t>
+      </w:r>
+      <w:r>
+        <w:rPr>
+          <w:i/>
+          <w:iCs/>
+        </w:rPr>
+        <w:t xml:space="preserve">Peucaea cassinii</w:t>
+      </w:r>
+      <w:r>
+        <w:t xml:space="preserve">). PLoS One. 2022 Jan 21;17(1):e0257502.</w:t>
+      </w:r>
+      <w:r>
+        <w:t xml:space="preserve"> </w:t>
+      </w:r>
+      <w:hyperlink r:id="rId14">
+        <w:r>
+          <w:rPr>
+            <w:rStyle w:val="Hyperlink"/>
+          </w:rPr>
+          <w:t xml:space="preserve">doi: 10.1371/journal.pone.0257502</w:t>
+        </w:r>
+      </w:hyperlink>
+      <w:r>
+        <w:t xml:space="preserve">. PMID: 35061658; PMCID: PMC8782318.</w:t>
+      </w:r>
+    </w:p>
+    <w:p>
+      <w:pPr>
+        <w:pStyle w:val="BodyText"/>
+      </w:pPr>
+      <w:r>
         <w:t xml:space="preserve">Schnase, J.L., M.L. Carroll, R.L. Gill, G.S. Tamkin, J. Li, S.L. Strong, T.P. Maxwell, M.E. Aronne, and C.S. Spradlin. Toward a Monte Carlo approach to selecting climate variables in MaxEnt. PLoS One. 2021. Mar 3;16(3):e0237208.</w:t>
       </w:r>
       <w:r>
         <w:t xml:space="preserve"> </w:t>
       </w:r>
-      <w:hyperlink r:id="rId10">
+      <w:hyperlink r:id="rId15">
         <w:r>
           <w:rPr>
             <w:rStyle w:val="Hyperlink"/>
@@ -308,141 +519,6 @@
       <w:r>
         <w:t xml:space="preserve">. PMID: 33657125; PMCID: PMC7928495.</w:t>
       </w:r>
-    </w:p>
-    <w:p>
-      <w:pPr>
-        <w:pStyle w:val="BodyText"/>
-      </w:pPr>
-      <w:r>
-        <w:t xml:space="preserve">Schnase, J.L. and Carroll, M.L. 2022. Automatic variable selection inf ecological niche modeling: a case study using Cassin’s Sparrow (</w:t>
-      </w:r>
-      <w:r>
-        <w:rPr>
-          <w:i/>
-          <w:iCs/>
-        </w:rPr>
-        <w:t xml:space="preserve">Peucaea cassinii</w:t>
-      </w:r>
-      <w:r>
-        <w:t xml:space="preserve">). PLoS One. 2022 Jan 21;17(1):e0257502.</w:t>
-      </w:r>
-      <w:r>
-        <w:t xml:space="preserve"> </w:t>
-      </w:r>
-      <w:hyperlink r:id="rId11">
-        <w:r>
-          <w:rPr>
-            <w:rStyle w:val="Hyperlink"/>
-          </w:rPr>
-          <w:t xml:space="preserve">doi: 10.1371/journal.pone.0257502</w:t>
-        </w:r>
-      </w:hyperlink>
-      <w:r>
-        <w:t xml:space="preserve">. PMID: 35061658; PMCID: PMC8782318.</w:t>
-      </w:r>
-    </w:p>
-    <w:p>
-      <w:pPr>
-        <w:pStyle w:val="BodyText"/>
-      </w:pPr>
-      <w:r>
-        <w:t xml:space="preserve">Schnase, J.L., and M.L. Carroll. 2023. “The MMX Toolkit: High-Performance, Reanalysis-Based Climatic Suitability Modeling to Advance Avian Conservation.” In Proceedings of the 2023 Conference on Big Data from Space (BiDS’23): 6-9 November 2023, edited by P. Soille, S. Lumnitz, and S. Albani, 299–303. Austrian Center, Vienna: Publications Office of the European.</w:t>
-      </w:r>
-      <w:r>
-        <w:t xml:space="preserve"> </w:t>
-      </w:r>
-      <w:hyperlink r:id="rId12">
-        <w:r>
-          <w:rPr>
-            <w:rStyle w:val="Hyperlink"/>
-          </w:rPr>
-          <w:t xml:space="preserve">https://doi.org/10.2760/46796.</w:t>
-        </w:r>
-      </w:hyperlink>
-    </w:p>
-    <w:p>
-      <w:pPr>
-        <w:pStyle w:val="BodyText"/>
-      </w:pPr>
-      <w:r>
-        <w:t xml:space="preserve">Schnase, J. L., M. L. Carroll, P. M. Montesano, and V. A. Seamster. 2024. Complex changes in climatic suitability for Cassin’s Sparrow (</w:t>
-      </w:r>
-      <w:r>
-        <w:rPr>
-          <w:i/>
-          <w:iCs/>
-        </w:rPr>
-        <w:t xml:space="preserve">Peucaea cassinii</w:t>
-      </w:r>
-      <w:r>
-        <w:t xml:space="preserve">) revealed by retrospective ecological niche modeling. Journal of Field Ornithology 95(1):9.</w:t>
-      </w:r>
-      <w:r>
-        <w:t xml:space="preserve"> </w:t>
-      </w:r>
-      <w:hyperlink r:id="rId13">
-        <w:r>
-          <w:rPr>
-            <w:rStyle w:val="Hyperlink"/>
-          </w:rPr>
-          <w:t xml:space="preserve">https://doi.org/10.5751/JFO-00432-950109</w:t>
-        </w:r>
-      </w:hyperlink>
-    </w:p>
-    <w:p>
-      <w:pPr>
-        <w:pStyle w:val="BodyText"/>
-      </w:pPr>
-      <w:r>
-        <w:t xml:space="preserve">Schnase, J. L., M. L. Carroll, P. M. Montesano, and V. A. Seamster. 2025. Shifts in breeding phenology for Cassin’s Sparrow (</w:t>
-      </w:r>
-      <w:r>
-        <w:rPr>
-          <w:i/>
-          <w:iCs/>
-        </w:rPr>
-        <w:t xml:space="preserve">Peucaea cassinii</w:t>
-      </w:r>
-      <w:r>
-        <w:t xml:space="preserve">) over four decades. Journal of Field Ornithology 96(3):3.</w:t>
-      </w:r>
-      <w:r>
-        <w:t xml:space="preserve"> </w:t>
-      </w:r>
-      <w:hyperlink r:id="rId14">
-        <w:r>
-          <w:rPr>
-            <w:rStyle w:val="Hyperlink"/>
-          </w:rPr>
-          <w:t xml:space="preserve">https://doi.org/10.5751/JFO-00691-960303</w:t>
-        </w:r>
-      </w:hyperlink>
-    </w:p>
-    <w:p>
-      <w:pPr>
-        <w:pStyle w:val="BodyText"/>
-      </w:pPr>
-      <w:r>
-        <w:t xml:space="preserve">Schnase, J. L., M. L. Carroll, P. M. Montesano, and V. A. Seamster. 2026. Shifts in seasonal climatic suitability for Cassin’s Sparrow (</w:t>
-      </w:r>
-      <w:r>
-        <w:rPr>
-          <w:i/>
-          <w:iCs/>
-        </w:rPr>
-        <w:t xml:space="preserve">Peucaea cassinii</w:t>
-      </w:r>
-      <w:r>
-        <w:t xml:space="preserve">) over four decades. The Southwestern Naturalist, 70(1):1-17. </w:t>
-      </w:r>
-      <w:hyperlink r:id="rId15">
-        <w:r>
-          <w:rPr>
-            <w:rStyle w:val="Hyperlink"/>
-          </w:rPr>
-          <w:t xml:space="preserve">https://doi.org/10.1894/0038-4909-70.1.7</w:t>
-        </w:r>
-      </w:hyperlink>
     </w:p>
     <w:p>
       <w:r>
@@ -792,7 +868,7 @@
       <w:pPr>
         <w:numPr>
           <w:ilvl w:val="0"/>
-          <w:numId w:val="1001"/>
+          <w:numId w:val="1002"/>
         </w:numPr>
       </w:pPr>
       <w:r>
@@ -864,7 +940,7 @@
       <w:pPr>
         <w:numPr>
           <w:ilvl w:val="0"/>
-          <w:numId w:val="1001"/>
+          <w:numId w:val="1002"/>
         </w:numPr>
       </w:pPr>
       <w:r>
@@ -930,7 +1006,7 @@
       <w:pPr>
         <w:numPr>
           <w:ilvl w:val="0"/>
-          <w:numId w:val="1001"/>
+          <w:numId w:val="1002"/>
         </w:numPr>
       </w:pPr>
       <w:r>
@@ -5846,6 +5922,9 @@
     <w:abstractNumId w:val="990"/>
   </w:num>
   <w:num w:numId="1001">
+    <w:abstractNumId w:val="991"/>
+  </w:num>
+  <w:num w:numId="1002">
     <w:abstractNumId w:val="991"/>
   </w:num>
 </w:numbering>
